--- a/Documentação/Plano_Testes_HelpDesk_v1.docx
+++ b/Documentação/Plano_Testes_HelpDesk_v1.docx
@@ -749,7 +749,7 @@
                 <w:sz w:val="20"/>
                 <w:szCs w:val="20"/>
               </w:rPr>
-              <w:t xml:space="preserve">Vitest</w:t>
+              <w:t xml:space="preserve">pytest + pytest-asyncio</w:t>
             </w:r>
           </w:p>
         </w:tc>
@@ -803,7 +803,7 @@
                 <w:sz w:val="20"/>
                 <w:szCs w:val="20"/>
               </w:rPr>
-              <w:t xml:space="preserve">Testes unitarios e de integracao no frontend e backend</w:t>
+              <w:t xml:space="preserve">Testes unitarios e de integracao no backend (Python)</w:t>
             </w:r>
           </w:p>
         </w:tc>
@@ -818,7 +818,6 @@
               <w:bottom w:val="single" w:color="CCCCCC" w:sz="1"/>
               <w:right w:val="single" w:color="CCCCCC" w:sz="1"/>
             </w:tcBorders>
-            <w:shd w:fill="F2F2F2" w:val="clear"/>
             <w:tcMar>
               <w:top w:type="dxa" w:w="80"/>
               <w:left w:type="dxa" w:w="120"/>
@@ -835,7 +834,7 @@
                 <w:sz w:val="20"/>
                 <w:szCs w:val="20"/>
               </w:rPr>
-              <w:t xml:space="preserve">React Testing Library</w:t>
+              <w:t xml:space="preserve">Vitest</w:t>
             </w:r>
           </w:p>
         </w:tc>
@@ -848,22 +847,21 @@
               <w:bottom w:val="single" w:color="CCCCCC" w:sz="1"/>
               <w:right w:val="single" w:color="CCCCCC" w:sz="1"/>
             </w:tcBorders>
-            <w:shd w:fill="F2F2F2" w:val="clear"/>
-            <w:tcMar>
-              <w:top w:type="dxa" w:w="80"/>
-              <w:left w:type="dxa" w:w="120"/>
-              <w:bottom w:type="dxa" w:w="80"/>
-              <w:right w:type="dxa" w:w="120"/>
-            </w:tcMar>
-          </w:tcPr>
-          <w:p>
-            <w:r>
-              <w:rPr>
-                <w:rFonts w:ascii="Arial" w:cs="Arial" w:eastAsia="Arial" w:hAnsi="Arial"/>
-                <w:sz w:val="20"/>
-                <w:szCs w:val="20"/>
-              </w:rPr>
-              <w:t xml:space="preserve">Component</w:t>
+            <w:tcMar>
+              <w:top w:type="dxa" w:w="80"/>
+              <w:left w:type="dxa" w:w="120"/>
+              <w:bottom w:type="dxa" w:w="80"/>
+              <w:right w:type="dxa" w:w="120"/>
+            </w:tcMar>
+          </w:tcPr>
+          <w:p>
+            <w:r>
+              <w:rPr>
+                <w:rFonts w:ascii="Arial" w:cs="Arial" w:eastAsia="Arial" w:hAnsi="Arial"/>
+                <w:sz w:val="20"/>
+                <w:szCs w:val="20"/>
+              </w:rPr>
+              <w:t xml:space="preserve">Unit / Integration</w:t>
             </w:r>
           </w:p>
         </w:tc>
@@ -876,22 +874,21 @@
               <w:bottom w:val="single" w:color="CCCCCC" w:sz="1"/>
               <w:right w:val="single" w:color="CCCCCC" w:sz="1"/>
             </w:tcBorders>
-            <w:shd w:fill="F2F2F2" w:val="clear"/>
-            <w:tcMar>
-              <w:top w:type="dxa" w:w="80"/>
-              <w:left w:type="dxa" w:w="120"/>
-              <w:bottom w:type="dxa" w:w="80"/>
-              <w:right w:type="dxa" w:w="120"/>
-            </w:tcMar>
-          </w:tcPr>
-          <w:p>
-            <w:r>
-              <w:rPr>
-                <w:rFonts w:ascii="Arial" w:cs="Arial" w:eastAsia="Arial" w:hAnsi="Arial"/>
-                <w:sz w:val="20"/>
-                <w:szCs w:val="20"/>
-              </w:rPr>
-              <w:t xml:space="preserve">Testes de componentes React com simulacao de interacao do usuario</w:t>
+            <w:tcMar>
+              <w:top w:type="dxa" w:w="80"/>
+              <w:left w:type="dxa" w:w="120"/>
+              <w:bottom w:type="dxa" w:w="80"/>
+              <w:right w:type="dxa" w:w="120"/>
+            </w:tcMar>
+          </w:tcPr>
+          <w:p>
+            <w:r>
+              <w:rPr>
+                <w:rFonts w:ascii="Arial" w:cs="Arial" w:eastAsia="Arial" w:hAnsi="Arial"/>
+                <w:sz w:val="20"/>
+                <w:szCs w:val="20"/>
+              </w:rPr>
+              <w:t xml:space="preserve">Testes unitarios e de integracao no frontend</w:t>
             </w:r>
           </w:p>
         </w:tc>
@@ -906,6 +903,7 @@
               <w:bottom w:val="single" w:color="CCCCCC" w:sz="1"/>
               <w:right w:val="single" w:color="CCCCCC" w:sz="1"/>
             </w:tcBorders>
+            <w:shd w:fill="F2F2F2" w:val="clear"/>
             <w:tcMar>
               <w:top w:type="dxa" w:w="80"/>
               <w:left w:type="dxa" w:w="120"/>
@@ -922,7 +920,7 @@
                 <w:sz w:val="20"/>
                 <w:szCs w:val="20"/>
               </w:rPr>
-              <w:t xml:space="preserve">Supertest</w:t>
+              <w:t xml:space="preserve">React Testing Library</w:t>
             </w:r>
           </w:p>
         </w:tc>
@@ -935,6 +933,93 @@
               <w:bottom w:val="single" w:color="CCCCCC" w:sz="1"/>
               <w:right w:val="single" w:color="CCCCCC" w:sz="1"/>
             </w:tcBorders>
+            <w:shd w:fill="F2F2F2" w:val="clear"/>
+            <w:tcMar>
+              <w:top w:type="dxa" w:w="80"/>
+              <w:left w:type="dxa" w:w="120"/>
+              <w:bottom w:type="dxa" w:w="80"/>
+              <w:right w:type="dxa" w:w="120"/>
+            </w:tcMar>
+          </w:tcPr>
+          <w:p>
+            <w:r>
+              <w:rPr>
+                <w:rFonts w:ascii="Arial" w:cs="Arial" w:eastAsia="Arial" w:hAnsi="Arial"/>
+                <w:sz w:val="20"/>
+                <w:szCs w:val="20"/>
+              </w:rPr>
+              <w:t xml:space="preserve">Component</w:t>
+            </w:r>
+          </w:p>
+        </w:tc>
+        <w:tc>
+          <w:tcPr>
+            <w:tcW w:type="dxa" w:w="4860"/>
+            <w:tcBorders>
+              <w:top w:val="single" w:color="CCCCCC" w:sz="1"/>
+              <w:left w:val="single" w:color="CCCCCC" w:sz="1"/>
+              <w:bottom w:val="single" w:color="CCCCCC" w:sz="1"/>
+              <w:right w:val="single" w:color="CCCCCC" w:sz="1"/>
+            </w:tcBorders>
+            <w:shd w:fill="F2F2F2" w:val="clear"/>
+            <w:tcMar>
+              <w:top w:type="dxa" w:w="80"/>
+              <w:left w:type="dxa" w:w="120"/>
+              <w:bottom w:type="dxa" w:w="80"/>
+              <w:right w:type="dxa" w:w="120"/>
+            </w:tcMar>
+          </w:tcPr>
+          <w:p>
+            <w:r>
+              <w:rPr>
+                <w:rFonts w:ascii="Arial" w:cs="Arial" w:eastAsia="Arial" w:hAnsi="Arial"/>
+                <w:sz w:val="20"/>
+                <w:szCs w:val="20"/>
+              </w:rPr>
+              <w:t xml:space="preserve">Testes de componentes React com simulacao de interacao do usuario</w:t>
+            </w:r>
+          </w:p>
+        </w:tc>
+      </w:tr>
+      <w:tr>
+        <w:tc>
+          <w:tcPr>
+            <w:tcW w:type="dxa" w:w="2500"/>
+            <w:tcBorders>
+              <w:top w:val="single" w:color="CCCCCC" w:sz="1"/>
+              <w:left w:val="single" w:color="CCCCCC" w:sz="1"/>
+              <w:bottom w:val="single" w:color="CCCCCC" w:sz="1"/>
+              <w:right w:val="single" w:color="CCCCCC" w:sz="1"/>
+            </w:tcBorders>
+            <w:tcMar>
+              <w:top w:type="dxa" w:w="80"/>
+              <w:left w:type="dxa" w:w="120"/>
+              <w:bottom w:type="dxa" w:w="80"/>
+              <w:right w:type="dxa" w:w="120"/>
+            </w:tcMar>
+          </w:tcPr>
+          <w:p>
+            <w:r>
+              <w:rPr>
+                <w:rFonts w:ascii="Arial" w:cs="Arial" w:eastAsia="Arial" w:hAnsi="Arial"/>
+                <w:b/>
+                <w:bCs/>
+                <w:sz w:val="20"/>
+                <w:szCs w:val="20"/>
+              </w:rPr>
+              <w:t xml:space="preserve">httpx (TestClient)</w:t>
+            </w:r>
+          </w:p>
+        </w:tc>
+        <w:tc>
+          <w:tcPr>
+            <w:tcW w:type="dxa" w:w="2000"/>
+            <w:tcBorders>
+              <w:top w:val="single" w:color="CCCCCC" w:sz="1"/>
+              <w:left w:val="single" w:color="CCCCCC" w:sz="1"/>
+              <w:bottom w:val="single" w:color="CCCCCC" w:sz="1"/>
+              <w:right w:val="single" w:color="CCCCCC" w:sz="1"/>
+            </w:tcBorders>
             <w:tcMar>
               <w:top w:type="dxa" w:w="80"/>
               <w:left w:type="dxa" w:w="120"/>
@@ -976,7 +1061,7 @@
                 <w:sz w:val="20"/>
                 <w:szCs w:val="20"/>
               </w:rPr>
-              <w:t xml:space="preserve">Testes de endpoints REST com assertions sobre status e body</w:t>
+              <w:t xml:space="preserve">Testes de endpoints REST com assertions sobre status e body (FastAPI)</w:t>
             </w:r>
           </w:p>
         </w:tc>
@@ -2305,7 +2390,7 @@
                 <w:sz w:val="20"/>
                 <w:szCs w:val="20"/>
               </w:rPr>
-              <w:t xml:space="preserve">Endpoints API, queries Prisma, middlewares, componentes com mock</w:t>
+              <w:t xml:space="preserve">Endpoints API, queries SQLAlchemy, middlewares, componentes com mock</w:t>
             </w:r>
           </w:p>
         </w:tc>
@@ -2869,7 +2954,7 @@
           <w:sz w:val="20"/>
           <w:szCs w:val="20"/>
         </w:rPr>
-        <w:t xml:space="preserve">Codigo compilado sem erros (TypeScript tsc --noEmit)</w:t>
+        <w:t xml:space="preserve">Codigo valido sem erros (Python 3.12+)</w:t>
       </w:r>
     </w:p>
     <w:p>
@@ -2887,7 +2972,7 @@
           <w:sz w:val="20"/>
           <w:szCs w:val="20"/>
         </w:rPr>
-        <w:t xml:space="preserve">ESLint sem erros (warnings aceitos)</w:t>
+        <w:t xml:space="preserve">Ruff linter sem erros (warnings aceitos)</w:t>
       </w:r>
     </w:p>
     <w:p>
@@ -2905,7 +2990,7 @@
           <w:sz w:val="20"/>
           <w:szCs w:val="20"/>
         </w:rPr>
-        <w:t xml:space="preserve">Migrations do Prisma aplicadas com sucesso</w:t>
+        <w:t xml:space="preserve">Migrations do SQLAlchemy aplicadas com sucesso</w:t>
       </w:r>
     </w:p>
     <w:p>
@@ -11165,7 +11250,7 @@
                 <w:sz w:val="18"/>
                 <w:szCs w:val="18"/>
               </w:rPr>
-              <w:t xml:space="preserve">1. Job sla-check-queue executa</w:t>
+              <w:t xml:space="preserve">1. Task Celery sla-check executa</w:t>
             </w:r>
           </w:p>
         </w:tc>
@@ -11336,7 +11421,7 @@
                 <w:sz w:val="18"/>
                 <w:szCs w:val="18"/>
               </w:rPr>
-              <w:t xml:space="preserve">1. Job sla-check-queue detecta breach</w:t>
+              <w:t xml:space="preserve">1. Task Celery sla-check detecta breach</w:t>
             </w:r>
           </w:p>
         </w:tc>
@@ -16316,7 +16401,7 @@
                 <w:sz w:val="20"/>
                 <w:szCs w:val="20"/>
               </w:rPr>
-              <w:t xml:space="preserve">Tentar payloads SQLi em todos os campos de input. Prisma ORM deve bloquear.</w:t>
+              <w:t xml:space="preserve">Tentar payloads SQLi em todos os campos de input. SQLAlchemy ORM deve bloquear.</w:t>
             </w:r>
           </w:p>
         </w:tc>
